--- a/docs/downloads/frightening-beliefs-and-hallucinations.docx
+++ b/docs/downloads/frightening-beliefs-and-hallucinations.docx
@@ -467,7 +467,7 @@
         <w:rPr>
           <w:rFonts w:ascii="Arial" w:hAnsi="Arial"/>
         </w:rPr>
-        <w:t>Describe what the person is seeing, hearing or believing; when it began; what seems to worsen or ease it; and whether anyone is at risk. The team should look for and manage possible causes. Calm verbal and non-verbal de-escalation should come first. Any decision about medicine requires individual clinical assessment.</w:t>
+        <w:t>Describe what the person is seeing, hearing or believing; when it began; what seems to worsen or ease it; and whether anyone is at risk. The team should look for and manage possible causes. Calm reassurance, simple language, giving space and reducing stimulation should come first. Any decision about medicine requires individual clinical assessment.</w:t>
       </w:r>
     </w:p>
     <w:p>
@@ -497,7 +497,7 @@
           <w:color w:val="102A43"/>
           <w:sz w:val="21"/>
         </w:rPr>
-        <w:t xml:space="preserve"> If hallucinations or frightening beliefs begin with sudden confusion at home, in the UK call 999 or go to A&amp;E now and do not drive yourself. In hospital or a care home, tell staff immediately, especially if the person is very distressed, less responsive, at risk of harm or interfering with essential care. Outside the UK, call your local emergency number or use your local emergency service.</w:t>
+        <w:t xml:space="preserve"> If hallucinations or frightening beliefs begin with sudden confusion at home, in the UK call 999 or go to A&amp;E now and do not drive yourself. In hospital or a care home, tell staff immediately, especially if the person is very distressed, less responsive, at risk of harm or essential care cannot be provided safely. Outside the UK, call your local emergency number or use your local emergency service.</w:t>
       </w:r>
     </w:p>
     <w:p>
@@ -1025,7 +1025,7 @@
     <w:rPr>
       <w:rFonts w:ascii="Arial" w:hAnsi="Arial"/>
       <w:color w:val="102A43"/>
-      <w:sz w:val="22"/>
+      <w:sz w:val="24"/>
     </w:rPr>
   </w:style>
   <w:style w:type="paragraph" w:styleId="Header">
@@ -1561,7 +1561,7 @@
     </w:pPr>
     <w:rPr>
       <w:rFonts w:ascii="Arial" w:hAnsi="Arial"/>
-      <w:sz w:val="22"/>
+      <w:sz w:val="24"/>
     </w:rPr>
   </w:style>
   <w:style w:type="paragraph" w:styleId="ListBullet2">

--- a/docs/downloads/frightening-beliefs-and-hallucinations.docx
+++ b/docs/downloads/frightening-beliefs-and-hallucinations.docx
@@ -613,7 +613,7 @@
         <w:color w:val="334E68"/>
         <w:sz w:val="15"/>
       </w:rPr>
-      <w:t>deliriumdownloads.com · Template v0.9 · 7 August 2026 · Human clinical review required</w:t>
+      <w:t>deliriumdownloads.com · Template v0.9 · 8 August 2026 · Human clinical review required</w:t>
     </w:r>
     <w:r>
       <w:tab/>
